--- a/Entregables_pt_app/06_app_logica/manual_usuario.docx
+++ b/Entregables_pt_app/06_app_logica/manual_usuario.docx
@@ -218,7 +218,7 @@
         <w:pStyle w:val="FirstParagraph"/>
       </w:pPr>
       <w:r>
-        <w:t xml:space="preserve">La Aplicación PT Versión 06 es una herramienta web desarrollada en R Shiny para el análisis de ensayos de aptitud según las normas ISO 13528:2022 e ISO 17043:2024. Esta versión se enfoca en la lógica de negocio y cálculos de puntajes, sin incluir visualizaciones gráficas.</w:t>
+        <w:t xml:space="preserve">La Aplicación PT Versión 06 es una herramienta web desarrollada en R Shiny para el análisis de ensayos de aptitud según las normas ISO 13528:2022 e ISO 17043:2023. Esta versión se enfoca en la lógica de negocio y cálculos de puntajes, sin incluir visualizaciones gráficas.</w:t>
       </w:r>
     </w:p>
     <w:bookmarkStart w:id="10" w:name="características-principales"/>
@@ -676,7 +676,7 @@
         <w:rPr>
           <w:rStyle w:val="NormalTok"/>
         </w:rPr>
-        <w:t xml:space="preserve"> /ruta/a/pt_app/deliv/06_app_logica</w:t>
+        <w:t xml:space="preserve"> /ruta/a/pt_app/Entregables_pt_app/06_app_logica</w:t>
       </w:r>
     </w:p>
     <w:bookmarkEnd w:id="16"/>
@@ -2466,7 +2466,7 @@
           <w:b/>
           <w:bCs/>
         </w:rPr>
-        <w:t xml:space="preserve">ISO 17043:2024</w:t>
+        <w:t xml:space="preserve">ISO 17043:2023</w:t>
       </w:r>
       <w:r>
         <w:t xml:space="preserve"> </w:t>
